--- a/Техническое Задание.docx
+++ b/Техническое Задание.docx
@@ -1,6 +1,6 @@
 
 <file path=word/document.xml><?xml version="1.0" encoding="utf-8"?>
-<w:document xmlns:wpc="http://schemas.microsoft.com/office/word/2010/wordprocessingCanvas" xmlns:cx="http://schemas.microsoft.com/office/drawing/2014/chartex" xmlns:cx1="http://schemas.microsoft.com/office/drawing/2015/9/8/chartex" xmlns:cx2="http://schemas.microsoft.com/office/drawing/2015/10/21/chartex" xmlns:cx3="http://schemas.microsoft.com/office/drawing/2016/5/9/chartex" xmlns:cx4="http://schemas.microsoft.com/office/drawing/2016/5/10/chartex" xmlns:cx5="http://schemas.microsoft.com/office/drawing/2016/5/11/chartex" xmlns:cx6="http://schemas.microsoft.com/office/drawing/2016/5/12/chartex" xmlns:cx7="http://schemas.microsoft.com/office/drawing/2016/5/13/chartex" xmlns:cx8="http://schemas.microsoft.com/office/drawing/2016/5/14/chartex" xmlns:mc="http://schemas.openxmlformats.org/markup-compatibility/2006" xmlns:aink="http://schemas.microsoft.com/office/drawing/2016/ink" xmlns:am3d="http://schemas.microsoft.com/office/drawing/2017/model3d" xmlns:o="urn:schemas-microsoft-com:office:office" xmlns:oel="http://schemas.microsoft.com/office/2019/extlst" xmlns:r="http://schemas.openxmlformats.org/officeDocument/2006/relationships" xmlns:m="http://schemas.openxmlformats.org/officeDocument/2006/math" xmlns:v="urn:schemas-microsoft-com:vml" xmlns:wp14="http://schemas.microsoft.com/office/word/2010/wordprocessingDrawing" xmlns:wp="http://schemas.openxmlformats.org/drawingml/2006/wordprocessingDrawing" xmlns:w10="urn:schemas-microsoft-com:office:word" xmlns:w="http://schemas.openxmlformats.org/wordprocessingml/2006/main" xmlns:w14="http://schemas.microsoft.com/office/word/2010/wordml" xmlns:w15="http://schemas.microsoft.com/office/word/2012/wordml" xmlns:w16cex="http://schemas.microsoft.com/office/word/2018/wordml/cex" xmlns:w16cid="http://schemas.microsoft.com/office/word/2016/wordml/cid" xmlns:w16="http://schemas.microsoft.com/office/word/2018/wordml" xmlns:w16du="http://schemas.microsoft.com/office/word/2023/wordml/word16du" xmlns:w16sdtdh="http://schemas.microsoft.com/office/word/2020/wordml/sdtdatahash" xmlns:w16sdtfl="http://schemas.microsoft.com/office/word/2024/wordml/sdtformatlock" xmlns:w16se="http://schemas.microsoft.com/office/word/2015/wordml/symex" xmlns:wpg="http://schemas.microsoft.com/office/word/2010/wordprocessingGroup" xmlns:wpi="http://schemas.microsoft.com/office/word/2010/wordprocessingInk" xmlns:wne="http://schemas.microsoft.com/office/word/2006/wordml" xmlns:wps="http://schemas.microsoft.com/office/word/2010/wordprocessingShape" mc:Ignorable="w14 w15 w16se w16cid w16 w16cex w16sdtdh w16sdtfl w16du wp14">
+<w:document xmlns:wpc="http://schemas.microsoft.com/office/word/2010/wordprocessingCanvas" xmlns:cx="http://schemas.microsoft.com/office/drawing/2014/chartex" xmlns:cx1="http://schemas.microsoft.com/office/drawing/2015/9/8/chartex" xmlns:cx2="http://schemas.microsoft.com/office/drawing/2015/10/21/chartex" xmlns:cx3="http://schemas.microsoft.com/office/drawing/2016/5/9/chartex" xmlns:cx4="http://schemas.microsoft.com/office/drawing/2016/5/10/chartex" xmlns:cx5="http://schemas.microsoft.com/office/drawing/2016/5/11/chartex" xmlns:cx6="http://schemas.microsoft.com/office/drawing/2016/5/12/chartex" xmlns:cx7="http://schemas.microsoft.com/office/drawing/2016/5/13/chartex" xmlns:cx8="http://schemas.microsoft.com/office/drawing/2016/5/14/chartex" xmlns:mc="http://schemas.openxmlformats.org/markup-compatibility/2006" xmlns:aink="http://schemas.microsoft.com/office/drawing/2016/ink" xmlns:am3d="http://schemas.microsoft.com/office/drawing/2017/model3d" xmlns:o="urn:schemas-microsoft-com:office:office" xmlns:r="http://schemas.openxmlformats.org/officeDocument/2006/relationships" xmlns:m="http://schemas.openxmlformats.org/officeDocument/2006/math" xmlns:v="urn:schemas-microsoft-com:vml" xmlns:wp14="http://schemas.microsoft.com/office/word/2010/wordprocessingDrawing" xmlns:wp="http://schemas.openxmlformats.org/drawingml/2006/wordprocessingDrawing" xmlns:w10="urn:schemas-microsoft-com:office:word" xmlns:w="http://schemas.openxmlformats.org/wordprocessingml/2006/main" xmlns:w14="http://schemas.microsoft.com/office/word/2010/wordml" xmlns:w15="http://schemas.microsoft.com/office/word/2012/wordml" xmlns:w16cex="http://schemas.microsoft.com/office/word/2018/wordml/cex" xmlns:w16cid="http://schemas.microsoft.com/office/word/2016/wordml/cid" xmlns:w16="http://schemas.microsoft.com/office/word/2018/wordml" xmlns:w16sdtdh="http://schemas.microsoft.com/office/word/2020/wordml/sdtdatahash" xmlns:w16se="http://schemas.microsoft.com/office/word/2015/wordml/symex" xmlns:wpg="http://schemas.microsoft.com/office/word/2010/wordprocessingGroup" xmlns:wpi="http://schemas.microsoft.com/office/word/2010/wordprocessingInk" xmlns:wne="http://schemas.microsoft.com/office/word/2006/wordml" xmlns:wps="http://schemas.microsoft.com/office/word/2010/wordprocessingShape" mc:Ignorable="w14 w15 w16se w16cid w16 w16cex w16sdtdh wp14">
   <w:body>
     <w:p>
       <w:pPr>
@@ -11,6 +11,15 @@
           <w:szCs w:val="28"/>
         </w:rPr>
       </w:pPr>
+      <w:r>
+        <w:rPr>
+          <w:b/>
+          <w:bCs/>
+          <w:sz w:val="28"/>
+          <w:szCs w:val="28"/>
+        </w:rPr>
+        <w:softHyphen/>
+      </w:r>
       <w:r>
         <w:rPr>
           <w:b/>
@@ -368,6 +377,7 @@
         <w:rPr>
           <w:sz w:val="28"/>
           <w:szCs w:val="28"/>
+          <w:lang w:val="en-US"/>
         </w:rPr>
       </w:pPr>
     </w:p>
@@ -682,21 +692,21 @@
           <w:sz w:val="28"/>
           <w:szCs w:val="28"/>
         </w:rPr>
-        <w:t>650</w:t>
-      </w:r>
-      <w:r>
-        <w:rPr>
-          <w:sz w:val="28"/>
-          <w:szCs w:val="28"/>
-        </w:rPr>
-        <w:t>х</w:t>
-      </w:r>
-      <w:r>
-        <w:rPr>
-          <w:sz w:val="28"/>
-          <w:szCs w:val="28"/>
-        </w:rPr>
-        <w:t>450</w:t>
+        <w:t>512</w:t>
+      </w:r>
+      <w:r>
+        <w:rPr>
+          <w:sz w:val="28"/>
+          <w:szCs w:val="28"/>
+        </w:rPr>
+        <w:t xml:space="preserve"> х </w:t>
+      </w:r>
+      <w:r>
+        <w:rPr>
+          <w:sz w:val="28"/>
+          <w:szCs w:val="28"/>
+        </w:rPr>
+        <w:t>230</w:t>
       </w:r>
       <w:r>
         <w:rPr>
@@ -946,25 +956,7 @@
           <w:sz w:val="28"/>
           <w:szCs w:val="28"/>
         </w:rPr>
-        <w:t xml:space="preserve">Этап </w:t>
-      </w:r>
-      <w:r>
-        <w:rPr>
-          <w:b/>
-          <w:bCs/>
-          <w:sz w:val="28"/>
-          <w:szCs w:val="28"/>
-        </w:rPr>
-        <w:t>5</w:t>
-      </w:r>
-      <w:r>
-        <w:rPr>
-          <w:b/>
-          <w:bCs/>
-          <w:sz w:val="28"/>
-          <w:szCs w:val="28"/>
-        </w:rPr>
-        <w:t xml:space="preserve">: </w:t>
+        <w:t xml:space="preserve">Этап 5: </w:t>
       </w:r>
       <w:r>
         <w:rPr>
@@ -993,25 +985,7 @@
           <w:sz w:val="28"/>
           <w:szCs w:val="28"/>
         </w:rPr>
-        <w:t xml:space="preserve">Этап </w:t>
-      </w:r>
-      <w:r>
-        <w:rPr>
-          <w:b/>
-          <w:bCs/>
-          <w:sz w:val="28"/>
-          <w:szCs w:val="28"/>
-        </w:rPr>
-        <w:t>6</w:t>
-      </w:r>
-      <w:r>
-        <w:rPr>
-          <w:b/>
-          <w:bCs/>
-          <w:sz w:val="28"/>
-          <w:szCs w:val="28"/>
-        </w:rPr>
-        <w:t>:</w:t>
+        <w:t>Этап 6:</w:t>
       </w:r>
       <w:r>
         <w:rPr>
@@ -1198,7 +1172,7 @@
 </file>
 
 <file path=word/numbering.xml><?xml version="1.0" encoding="utf-8"?>
-<w:numbering xmlns:wpc="http://schemas.microsoft.com/office/word/2010/wordprocessingCanvas" xmlns:cx="http://schemas.microsoft.com/office/drawing/2014/chartex" xmlns:cx1="http://schemas.microsoft.com/office/drawing/2015/9/8/chartex" xmlns:cx2="http://schemas.microsoft.com/office/drawing/2015/10/21/chartex" xmlns:cx3="http://schemas.microsoft.com/office/drawing/2016/5/9/chartex" xmlns:cx4="http://schemas.microsoft.com/office/drawing/2016/5/10/chartex" xmlns:cx5="http://schemas.microsoft.com/office/drawing/2016/5/11/chartex" xmlns:cx6="http://schemas.microsoft.com/office/drawing/2016/5/12/chartex" xmlns:cx7="http://schemas.microsoft.com/office/drawing/2016/5/13/chartex" xmlns:cx8="http://schemas.microsoft.com/office/drawing/2016/5/14/chartex" xmlns:mc="http://schemas.openxmlformats.org/markup-compatibility/2006" xmlns:aink="http://schemas.microsoft.com/office/drawing/2016/ink" xmlns:am3d="http://schemas.microsoft.com/office/drawing/2017/model3d" xmlns:o="urn:schemas-microsoft-com:office:office" xmlns:oel="http://schemas.microsoft.com/office/2019/extlst" xmlns:r="http://schemas.openxmlformats.org/officeDocument/2006/relationships" xmlns:m="http://schemas.openxmlformats.org/officeDocument/2006/math" xmlns:v="urn:schemas-microsoft-com:vml" xmlns:wp14="http://schemas.microsoft.com/office/word/2010/wordprocessingDrawing" xmlns:wp="http://schemas.openxmlformats.org/drawingml/2006/wordprocessingDrawing" xmlns:w10="urn:schemas-microsoft-com:office:word" xmlns:w="http://schemas.openxmlformats.org/wordprocessingml/2006/main" xmlns:w14="http://schemas.microsoft.com/office/word/2010/wordml" xmlns:w15="http://schemas.microsoft.com/office/word/2012/wordml" xmlns:w16cex="http://schemas.microsoft.com/office/word/2018/wordml/cex" xmlns:w16cid="http://schemas.microsoft.com/office/word/2016/wordml/cid" xmlns:w16="http://schemas.microsoft.com/office/word/2018/wordml" xmlns:w16du="http://schemas.microsoft.com/office/word/2023/wordml/word16du" xmlns:w16sdtdh="http://schemas.microsoft.com/office/word/2020/wordml/sdtdatahash" xmlns:w16sdtfl="http://schemas.microsoft.com/office/word/2024/wordml/sdtformatlock" xmlns:w16se="http://schemas.microsoft.com/office/word/2015/wordml/symex" xmlns:wpg="http://schemas.microsoft.com/office/word/2010/wordprocessingGroup" xmlns:wpi="http://schemas.microsoft.com/office/word/2010/wordprocessingInk" xmlns:wne="http://schemas.microsoft.com/office/word/2006/wordml" xmlns:wps="http://schemas.microsoft.com/office/word/2010/wordprocessingShape" mc:Ignorable="w14 w15 w16se w16cid w16 w16cex w16sdtdh w16sdtfl w16du wp14">
+<w:numbering xmlns:wpc="http://schemas.microsoft.com/office/word/2010/wordprocessingCanvas" xmlns:cx="http://schemas.microsoft.com/office/drawing/2014/chartex" xmlns:cx1="http://schemas.microsoft.com/office/drawing/2015/9/8/chartex" xmlns:cx2="http://schemas.microsoft.com/office/drawing/2015/10/21/chartex" xmlns:cx3="http://schemas.microsoft.com/office/drawing/2016/5/9/chartex" xmlns:cx4="http://schemas.microsoft.com/office/drawing/2016/5/10/chartex" xmlns:cx5="http://schemas.microsoft.com/office/drawing/2016/5/11/chartex" xmlns:cx6="http://schemas.microsoft.com/office/drawing/2016/5/12/chartex" xmlns:cx7="http://schemas.microsoft.com/office/drawing/2016/5/13/chartex" xmlns:cx8="http://schemas.microsoft.com/office/drawing/2016/5/14/chartex" xmlns:mc="http://schemas.openxmlformats.org/markup-compatibility/2006" xmlns:aink="http://schemas.microsoft.com/office/drawing/2016/ink" xmlns:am3d="http://schemas.microsoft.com/office/drawing/2017/model3d" xmlns:o="urn:schemas-microsoft-com:office:office" xmlns:r="http://schemas.openxmlformats.org/officeDocument/2006/relationships" xmlns:m="http://schemas.openxmlformats.org/officeDocument/2006/math" xmlns:v="urn:schemas-microsoft-com:vml" xmlns:wp14="http://schemas.microsoft.com/office/word/2010/wordprocessingDrawing" xmlns:wp="http://schemas.openxmlformats.org/drawingml/2006/wordprocessingDrawing" xmlns:w10="urn:schemas-microsoft-com:office:word" xmlns:w="http://schemas.openxmlformats.org/wordprocessingml/2006/main" xmlns:w14="http://schemas.microsoft.com/office/word/2010/wordml" xmlns:w15="http://schemas.microsoft.com/office/word/2012/wordml" xmlns:w16cex="http://schemas.microsoft.com/office/word/2018/wordml/cex" xmlns:w16cid="http://schemas.microsoft.com/office/word/2016/wordml/cid" xmlns:w16="http://schemas.microsoft.com/office/word/2018/wordml" xmlns:w16sdtdh="http://schemas.microsoft.com/office/word/2020/wordml/sdtdatahash" xmlns:w16se="http://schemas.microsoft.com/office/word/2015/wordml/symex" xmlns:wpg="http://schemas.microsoft.com/office/word/2010/wordprocessingGroup" xmlns:wpi="http://schemas.microsoft.com/office/word/2010/wordprocessingInk" xmlns:wne="http://schemas.microsoft.com/office/word/2006/wordml" xmlns:wps="http://schemas.microsoft.com/office/word/2010/wordprocessingShape" mc:Ignorable="w14 w15 w16se w16cid w16 w16cex w16sdtdh wp14">
   <w:abstractNum w:abstractNumId="0" w15:restartNumberingAfterBreak="0">
     <w:nsid w:val="04E57DFB"/>
     <w:multiLevelType w:val="multilevel"/>
@@ -2291,41 +2265,41 @@
       </w:rPr>
     </w:lvl>
   </w:abstractNum>
-  <w:num w:numId="1" w16cid:durableId="18550916">
+  <w:num w:numId="1">
     <w:abstractNumId w:val="0"/>
   </w:num>
-  <w:num w:numId="2" w16cid:durableId="1979723532">
+  <w:num w:numId="2">
     <w:abstractNumId w:val="8"/>
   </w:num>
-  <w:num w:numId="3" w16cid:durableId="258563943">
+  <w:num w:numId="3">
     <w:abstractNumId w:val="2"/>
   </w:num>
-  <w:num w:numId="4" w16cid:durableId="680662651">
+  <w:num w:numId="4">
     <w:abstractNumId w:val="5"/>
   </w:num>
-  <w:num w:numId="5" w16cid:durableId="539316898">
+  <w:num w:numId="5">
     <w:abstractNumId w:val="3"/>
   </w:num>
-  <w:num w:numId="6" w16cid:durableId="2100441561">
+  <w:num w:numId="6">
     <w:abstractNumId w:val="6"/>
   </w:num>
-  <w:num w:numId="7" w16cid:durableId="477695321">
+  <w:num w:numId="7">
     <w:abstractNumId w:val="1"/>
   </w:num>
-  <w:num w:numId="8" w16cid:durableId="680815042">
+  <w:num w:numId="8">
     <w:abstractNumId w:val="4"/>
   </w:num>
-  <w:num w:numId="9" w16cid:durableId="1855683582">
+  <w:num w:numId="9">
     <w:abstractNumId w:val="7"/>
   </w:num>
-  <w:num w:numId="10" w16cid:durableId="1342656957">
+  <w:num w:numId="10">
     <w:abstractNumId w:val="9"/>
   </w:num>
 </w:numbering>
 </file>
 
 <file path=word/styles.xml><?xml version="1.0" encoding="utf-8"?>
-<w:styles xmlns:mc="http://schemas.openxmlformats.org/markup-compatibility/2006" xmlns:r="http://schemas.openxmlformats.org/officeDocument/2006/relationships" xmlns:w="http://schemas.openxmlformats.org/wordprocessingml/2006/main" xmlns:w14="http://schemas.microsoft.com/office/word/2010/wordml" xmlns:w15="http://schemas.microsoft.com/office/word/2012/wordml" xmlns:w16cex="http://schemas.microsoft.com/office/word/2018/wordml/cex" xmlns:w16cid="http://schemas.microsoft.com/office/word/2016/wordml/cid" xmlns:w16="http://schemas.microsoft.com/office/word/2018/wordml" xmlns:w16du="http://schemas.microsoft.com/office/word/2023/wordml/word16du" xmlns:w16sdtdh="http://schemas.microsoft.com/office/word/2020/wordml/sdtdatahash" xmlns:w16sdtfl="http://schemas.microsoft.com/office/word/2024/wordml/sdtformatlock" xmlns:w16se="http://schemas.microsoft.com/office/word/2015/wordml/symex" mc:Ignorable="w14 w15 w16se w16cid w16 w16cex w16sdtdh w16sdtfl w16du">
+<w:styles xmlns:mc="http://schemas.openxmlformats.org/markup-compatibility/2006" xmlns:r="http://schemas.openxmlformats.org/officeDocument/2006/relationships" xmlns:w="http://schemas.openxmlformats.org/wordprocessingml/2006/main" xmlns:w14="http://schemas.microsoft.com/office/word/2010/wordml" xmlns:w15="http://schemas.microsoft.com/office/word/2012/wordml" xmlns:w16cex="http://schemas.microsoft.com/office/word/2018/wordml/cex" xmlns:w16cid="http://schemas.microsoft.com/office/word/2016/wordml/cid" xmlns:w16="http://schemas.microsoft.com/office/word/2018/wordml" xmlns:w16sdtdh="http://schemas.microsoft.com/office/word/2020/wordml/sdtdatahash" xmlns:w16se="http://schemas.microsoft.com/office/word/2015/wordml/symex" mc:Ignorable="w14 w15 w16se w16cid w16 w16cex w16sdtdh">
   <w:docDefaults>
     <w:rPrDefault>
       <w:rPr>
@@ -2736,6 +2710,7 @@
   <w:style w:type="character" w:default="1" w:styleId="a0">
     <w:name w:val="Default Paragraph Font"/>
     <w:uiPriority w:val="1"/>
+    <w:semiHidden/>
     <w:unhideWhenUsed/>
   </w:style>
   <w:style w:type="table" w:default="1" w:styleId="a1">
@@ -3077,4 +3052,16 @@
     </a:ext>
   </a:extLst>
 </a:theme>
+</file>
+
+<file path=customXml/item1.xml><?xml version="1.0" encoding="utf-8"?>
+<b:Sources xmlns:b="http://schemas.openxmlformats.org/officeDocument/2006/bibliography" xmlns="http://schemas.openxmlformats.org/officeDocument/2006/bibliography" SelectedStyle="\APASixthEditionOfficeOnline.xsl" StyleName="APA" Version="6"/>
+</file>
+
+<file path=customXml/itemProps1.xml><?xml version="1.0" encoding="utf-8"?>
+<ds:datastoreItem xmlns:ds="http://schemas.openxmlformats.org/officeDocument/2006/customXml" ds:itemID="{D42F00D9-6DC6-4BD0-BC28-48865CFABCA9}">
+  <ds:schemaRefs>
+    <ds:schemaRef ds:uri="http://schemas.openxmlformats.org/officeDocument/2006/bibliography"/>
+  </ds:schemaRefs>
+</ds:datastoreItem>
 </file>
--- a/Техническое Задание.docx
+++ b/Техническое Задание.docx
@@ -600,7 +600,14 @@
           <w:sz w:val="28"/>
           <w:szCs w:val="28"/>
         </w:rPr>
-        <w:t>4.1.</w:t>
+        <w:t>3</w:t>
+      </w:r>
+      <w:r>
+        <w:rPr>
+          <w:sz w:val="28"/>
+          <w:szCs w:val="28"/>
+        </w:rPr>
+        <w:t>.1.</w:t>
       </w:r>
       <w:r>
         <w:rPr>
@@ -633,7 +640,7 @@
           <w:sz w:val="28"/>
           <w:szCs w:val="28"/>
         </w:rPr>
-        <w:t>4</w:t>
+        <w:t>3</w:t>
       </w:r>
       <w:r>
         <w:rPr>
@@ -729,7 +736,14 @@
           <w:sz w:val="28"/>
           <w:szCs w:val="28"/>
         </w:rPr>
-        <w:t xml:space="preserve">4.3. </w:t>
+        <w:t>3</w:t>
+      </w:r>
+      <w:r>
+        <w:rPr>
+          <w:sz w:val="28"/>
+          <w:szCs w:val="28"/>
+        </w:rPr>
+        <w:t xml:space="preserve">.3. </w:t>
       </w:r>
       <w:r>
         <w:rPr>
@@ -761,7 +775,14 @@
           <w:sz w:val="28"/>
           <w:szCs w:val="28"/>
         </w:rPr>
-        <w:t xml:space="preserve">4.4. </w:t>
+        <w:t>3</w:t>
+      </w:r>
+      <w:r>
+        <w:rPr>
+          <w:sz w:val="28"/>
+          <w:szCs w:val="28"/>
+        </w:rPr>
+        <w:t xml:space="preserve">.4. </w:t>
       </w:r>
       <w:r>
         <w:rPr>
@@ -778,6 +799,213 @@
           <w:szCs w:val="28"/>
         </w:rPr>
         <w:t xml:space="preserve"> Русский язык.</w:t>
+      </w:r>
+    </w:p>
+    <w:p>
+      <w:pPr>
+        <w:ind w:firstLine="708"/>
+        <w:rPr>
+          <w:sz w:val="28"/>
+          <w:szCs w:val="28"/>
+        </w:rPr>
+      </w:pPr>
+    </w:p>
+    <w:p>
+      <w:pPr>
+        <w:ind w:firstLine="708"/>
+        <w:rPr>
+          <w:sz w:val="28"/>
+          <w:szCs w:val="28"/>
+        </w:rPr>
+      </w:pPr>
+    </w:p>
+    <w:p>
+      <w:pPr>
+        <w:rPr>
+          <w:b/>
+          <w:bCs/>
+          <w:sz w:val="28"/>
+          <w:szCs w:val="28"/>
+        </w:rPr>
+      </w:pPr>
+      <w:r>
+        <w:rPr>
+          <w:b/>
+          <w:bCs/>
+          <w:sz w:val="28"/>
+          <w:szCs w:val="28"/>
+        </w:rPr>
+        <w:lastRenderedPageBreak/>
+        <w:t xml:space="preserve">4. </w:t>
+      </w:r>
+      <w:r>
+        <w:rPr>
+          <w:b/>
+          <w:bCs/>
+          <w:sz w:val="28"/>
+          <w:szCs w:val="28"/>
+        </w:rPr>
+        <w:t>Предоставленные возможности:</w:t>
+      </w:r>
+    </w:p>
+    <w:p>
+      <w:pPr>
+        <w:rPr>
+          <w:b/>
+          <w:bCs/>
+          <w:sz w:val="28"/>
+          <w:szCs w:val="28"/>
+        </w:rPr>
+      </w:pPr>
+      <w:r>
+        <w:rPr>
+          <w:b/>
+          <w:bCs/>
+          <w:sz w:val="28"/>
+          <w:szCs w:val="28"/>
+        </w:rPr>
+        <w:tab/>
+        <w:t>4.1. Приветствие пользователя.</w:t>
+      </w:r>
+    </w:p>
+    <w:p>
+      <w:pPr>
+        <w:rPr>
+          <w:b/>
+          <w:bCs/>
+          <w:sz w:val="28"/>
+          <w:szCs w:val="28"/>
+        </w:rPr>
+      </w:pPr>
+      <w:r>
+        <w:rPr>
+          <w:b/>
+          <w:bCs/>
+          <w:sz w:val="28"/>
+          <w:szCs w:val="28"/>
+        </w:rPr>
+        <w:tab/>
+        <w:t>4.2. Предоставление вспомогательной информации по словам «Помощь» и «Что ты умеешь?».</w:t>
+      </w:r>
+    </w:p>
+    <w:p>
+      <w:pPr>
+        <w:rPr>
+          <w:b/>
+          <w:bCs/>
+          <w:sz w:val="28"/>
+          <w:szCs w:val="28"/>
+        </w:rPr>
+      </w:pPr>
+      <w:r>
+        <w:rPr>
+          <w:b/>
+          <w:bCs/>
+          <w:sz w:val="28"/>
+          <w:szCs w:val="28"/>
+        </w:rPr>
+        <w:tab/>
+        <w:t>4.3. Создание карты введённого пользователем места.</w:t>
+      </w:r>
+    </w:p>
+    <w:p>
+      <w:pPr>
+        <w:rPr>
+          <w:b/>
+          <w:bCs/>
+          <w:sz w:val="28"/>
+          <w:szCs w:val="28"/>
+        </w:rPr>
+      </w:pPr>
+      <w:r>
+        <w:rPr>
+          <w:b/>
+          <w:bCs/>
+          <w:sz w:val="28"/>
+          <w:szCs w:val="28"/>
+        </w:rPr>
+        <w:tab/>
+        <w:t>4.4. Изменение масштаба карты.</w:t>
+      </w:r>
+    </w:p>
+    <w:p>
+      <w:pPr>
+        <w:rPr>
+          <w:b/>
+          <w:bCs/>
+          <w:sz w:val="28"/>
+          <w:szCs w:val="28"/>
+        </w:rPr>
+      </w:pPr>
+      <w:r>
+        <w:rPr>
+          <w:b/>
+          <w:bCs/>
+          <w:sz w:val="28"/>
+          <w:szCs w:val="28"/>
+        </w:rPr>
+        <w:tab/>
+        <w:t>4.5. Постановка меток по желанию пользователя.</w:t>
+      </w:r>
+    </w:p>
+    <w:p>
+      <w:pPr>
+        <w:rPr>
+          <w:b/>
+          <w:bCs/>
+          <w:sz w:val="28"/>
+          <w:szCs w:val="28"/>
+        </w:rPr>
+      </w:pPr>
+      <w:r>
+        <w:rPr>
+          <w:b/>
+          <w:bCs/>
+          <w:sz w:val="28"/>
+          <w:szCs w:val="28"/>
+        </w:rPr>
+        <w:tab/>
+        <w:t>4.6. Прокладывание маршрутов (соединение мест линиями).</w:t>
+      </w:r>
+    </w:p>
+    <w:p>
+      <w:pPr>
+        <w:rPr>
+          <w:b/>
+          <w:bCs/>
+          <w:sz w:val="28"/>
+          <w:szCs w:val="28"/>
+        </w:rPr>
+      </w:pPr>
+      <w:r>
+        <w:rPr>
+          <w:b/>
+          <w:bCs/>
+          <w:sz w:val="28"/>
+          <w:szCs w:val="28"/>
+        </w:rPr>
+        <w:tab/>
+        <w:t>4.7. Предоставление возможности изменения темы и стиля карты.</w:t>
+      </w:r>
+    </w:p>
+    <w:p>
+      <w:pPr>
+        <w:rPr>
+          <w:b/>
+          <w:bCs/>
+          <w:sz w:val="28"/>
+          <w:szCs w:val="28"/>
+        </w:rPr>
+      </w:pPr>
+      <w:r>
+        <w:rPr>
+          <w:b/>
+          <w:bCs/>
+          <w:sz w:val="28"/>
+          <w:szCs w:val="28"/>
+        </w:rPr>
+        <w:tab/>
+        <w:t>4.8. Возможность очистки настроек карты.</w:t>
       </w:r>
     </w:p>
     <w:p>
@@ -794,7 +1022,7 @@
         <w:pStyle w:val="a3"/>
         <w:numPr>
           <w:ilvl w:val="0"/>
-          <w:numId w:val="1"/>
+          <w:numId w:val="12"/>
         </w:numPr>
         <w:rPr>
           <w:b/>
@@ -830,7 +1058,6 @@
           <w:sz w:val="28"/>
           <w:szCs w:val="28"/>
         </w:rPr>
-        <w:lastRenderedPageBreak/>
         <w:t xml:space="preserve">Этап 1: </w:t>
       </w:r>
       <w:r>
@@ -1070,96 +1297,26 @@
           <w:sz w:val="28"/>
           <w:szCs w:val="28"/>
         </w:rPr>
-        <w:t xml:space="preserve"> готово. Защита.</w:t>
-      </w:r>
-    </w:p>
-    <w:p>
-      <w:pPr>
-        <w:ind w:firstLine="708"/>
-        <w:rPr>
-          <w:b/>
-          <w:bCs/>
-          <w:sz w:val="28"/>
-          <w:szCs w:val="28"/>
-        </w:rPr>
-      </w:pPr>
-    </w:p>
-    <w:p>
-      <w:pPr>
-        <w:ind w:firstLine="708"/>
-        <w:rPr>
-          <w:b/>
-          <w:bCs/>
-          <w:sz w:val="28"/>
-          <w:szCs w:val="28"/>
-        </w:rPr>
-      </w:pPr>
-    </w:p>
-    <w:p>
-      <w:pPr>
-        <w:ind w:firstLine="708"/>
-        <w:rPr>
-          <w:b/>
-          <w:bCs/>
-          <w:sz w:val="28"/>
-          <w:szCs w:val="28"/>
-        </w:rPr>
-      </w:pPr>
-    </w:p>
-    <w:p>
-      <w:pPr>
-        <w:rPr>
-          <w:b/>
-          <w:bCs/>
-          <w:sz w:val="28"/>
-          <w:szCs w:val="28"/>
-        </w:rPr>
-      </w:pPr>
-    </w:p>
-    <w:p>
-      <w:pPr>
-        <w:rPr>
-          <w:b/>
-          <w:bCs/>
-          <w:sz w:val="28"/>
-          <w:szCs w:val="28"/>
-        </w:rPr>
-      </w:pPr>
-    </w:p>
-    <w:p>
-      <w:pPr>
-        <w:pStyle w:val="a3"/>
-        <w:ind w:left="1080"/>
-        <w:rPr>
-          <w:sz w:val="28"/>
-          <w:szCs w:val="28"/>
-        </w:rPr>
-      </w:pPr>
-    </w:p>
-    <w:p>
-      <w:pPr>
-        <w:ind w:left="360"/>
-        <w:rPr>
-          <w:sz w:val="28"/>
-          <w:szCs w:val="28"/>
-        </w:rPr>
-      </w:pPr>
-    </w:p>
-    <w:p>
-      <w:pPr>
-        <w:rPr>
-          <w:sz w:val="28"/>
-          <w:szCs w:val="28"/>
-        </w:rPr>
-      </w:pPr>
-    </w:p>
-    <w:p>
-      <w:pPr>
-        <w:rPr>
-          <w:sz w:val="28"/>
-          <w:szCs w:val="28"/>
-        </w:rPr>
-      </w:pPr>
+        <w:t xml:space="preserve"> готово. </w:t>
+      </w:r>
+      <w:r>
+        <w:rPr>
+          <w:b/>
+          <w:bCs/>
+          <w:sz w:val="28"/>
+          <w:szCs w:val="28"/>
+        </w:rPr>
+        <w:t xml:space="preserve">Хостинг. Публикация навыка. </w:t>
+      </w:r>
+      <w:r>
+        <w:rPr>
+          <w:b/>
+          <w:bCs/>
+          <w:sz w:val="28"/>
+          <w:szCs w:val="28"/>
+        </w:rPr>
+        <w:t>Защита.</w:t>
+      </w:r>
     </w:p>
     <w:sectPr>
       <w:pgSz w:w="11906" w:h="16838"/>
@@ -1814,6 +1971,95 @@
     </w:lvl>
   </w:abstractNum>
   <w:abstractNum w:abstractNumId="6" w15:restartNumberingAfterBreak="0">
+    <w:nsid w:val="4F9B44FB"/>
+    <w:multiLevelType w:val="hybridMultilevel"/>
+    <w:tmpl w:val="95484EA8"/>
+    <w:lvl w:ilvl="0" w:tplc="0419000F">
+      <w:start w:val="5"/>
+      <w:numFmt w:val="decimal"/>
+      <w:lvlText w:val="%1."/>
+      <w:lvlJc w:val="left"/>
+      <w:pPr>
+        <w:ind w:left="360" w:hanging="360"/>
+      </w:pPr>
+      <w:rPr>
+        <w:rFonts w:hint="default"/>
+      </w:rPr>
+    </w:lvl>
+    <w:lvl w:ilvl="1" w:tplc="04190019" w:tentative="1">
+      <w:start w:val="1"/>
+      <w:numFmt w:val="lowerLetter"/>
+      <w:lvlText w:val="%2."/>
+      <w:lvlJc w:val="left"/>
+      <w:pPr>
+        <w:ind w:left="1080" w:hanging="360"/>
+      </w:pPr>
+    </w:lvl>
+    <w:lvl w:ilvl="2" w:tplc="0419001B" w:tentative="1">
+      <w:start w:val="1"/>
+      <w:numFmt w:val="lowerRoman"/>
+      <w:lvlText w:val="%3."/>
+      <w:lvlJc w:val="right"/>
+      <w:pPr>
+        <w:ind w:left="1800" w:hanging="180"/>
+      </w:pPr>
+    </w:lvl>
+    <w:lvl w:ilvl="3" w:tplc="0419000F" w:tentative="1">
+      <w:start w:val="1"/>
+      <w:numFmt w:val="decimal"/>
+      <w:lvlText w:val="%4."/>
+      <w:lvlJc w:val="left"/>
+      <w:pPr>
+        <w:ind w:left="2520" w:hanging="360"/>
+      </w:pPr>
+    </w:lvl>
+    <w:lvl w:ilvl="4" w:tplc="04190019" w:tentative="1">
+      <w:start w:val="1"/>
+      <w:numFmt w:val="lowerLetter"/>
+      <w:lvlText w:val="%5."/>
+      <w:lvlJc w:val="left"/>
+      <w:pPr>
+        <w:ind w:left="3240" w:hanging="360"/>
+      </w:pPr>
+    </w:lvl>
+    <w:lvl w:ilvl="5" w:tplc="0419001B" w:tentative="1">
+      <w:start w:val="1"/>
+      <w:numFmt w:val="lowerRoman"/>
+      <w:lvlText w:val="%6."/>
+      <w:lvlJc w:val="right"/>
+      <w:pPr>
+        <w:ind w:left="3960" w:hanging="180"/>
+      </w:pPr>
+    </w:lvl>
+    <w:lvl w:ilvl="6" w:tplc="0419000F" w:tentative="1">
+      <w:start w:val="1"/>
+      <w:numFmt w:val="decimal"/>
+      <w:lvlText w:val="%7."/>
+      <w:lvlJc w:val="left"/>
+      <w:pPr>
+        <w:ind w:left="4680" w:hanging="360"/>
+      </w:pPr>
+    </w:lvl>
+    <w:lvl w:ilvl="7" w:tplc="04190019" w:tentative="1">
+      <w:start w:val="1"/>
+      <w:numFmt w:val="lowerLetter"/>
+      <w:lvlText w:val="%8."/>
+      <w:lvlJc w:val="left"/>
+      <w:pPr>
+        <w:ind w:left="5400" w:hanging="360"/>
+      </w:pPr>
+    </w:lvl>
+    <w:lvl w:ilvl="8" w:tplc="0419001B" w:tentative="1">
+      <w:start w:val="1"/>
+      <w:numFmt w:val="lowerRoman"/>
+      <w:lvlText w:val="%9."/>
+      <w:lvlJc w:val="right"/>
+      <w:pPr>
+        <w:ind w:left="6120" w:hanging="180"/>
+      </w:pPr>
+    </w:lvl>
+  </w:abstractNum>
+  <w:abstractNum w:abstractNumId="7" w15:restartNumberingAfterBreak="0">
     <w:nsid w:val="524E416C"/>
     <w:multiLevelType w:val="hybridMultilevel"/>
     <w:tmpl w:val="38DA78B8"/>
@@ -1926,7 +2172,7 @@
       </w:rPr>
     </w:lvl>
   </w:abstractNum>
-  <w:abstractNum w:abstractNumId="7" w15:restartNumberingAfterBreak="0">
+  <w:abstractNum w:abstractNumId="8" w15:restartNumberingAfterBreak="0">
     <w:nsid w:val="5AE67BB1"/>
     <w:multiLevelType w:val="hybridMultilevel"/>
     <w:tmpl w:val="0590E6D2"/>
@@ -2039,7 +2285,96 @@
       </w:rPr>
     </w:lvl>
   </w:abstractNum>
-  <w:abstractNum w:abstractNumId="8" w15:restartNumberingAfterBreak="0">
+  <w:abstractNum w:abstractNumId="9" w15:restartNumberingAfterBreak="0">
+    <w:nsid w:val="634474A7"/>
+    <w:multiLevelType w:val="hybridMultilevel"/>
+    <w:tmpl w:val="EC087E1A"/>
+    <w:lvl w:ilvl="0" w:tplc="0419000F">
+      <w:start w:val="4"/>
+      <w:numFmt w:val="decimal"/>
+      <w:lvlText w:val="%1."/>
+      <w:lvlJc w:val="left"/>
+      <w:pPr>
+        <w:ind w:left="720" w:hanging="360"/>
+      </w:pPr>
+      <w:rPr>
+        <w:rFonts w:hint="default"/>
+      </w:rPr>
+    </w:lvl>
+    <w:lvl w:ilvl="1" w:tplc="04190019" w:tentative="1">
+      <w:start w:val="1"/>
+      <w:numFmt w:val="lowerLetter"/>
+      <w:lvlText w:val="%2."/>
+      <w:lvlJc w:val="left"/>
+      <w:pPr>
+        <w:ind w:left="1440" w:hanging="360"/>
+      </w:pPr>
+    </w:lvl>
+    <w:lvl w:ilvl="2" w:tplc="0419001B" w:tentative="1">
+      <w:start w:val="1"/>
+      <w:numFmt w:val="lowerRoman"/>
+      <w:lvlText w:val="%3."/>
+      <w:lvlJc w:val="right"/>
+      <w:pPr>
+        <w:ind w:left="2160" w:hanging="180"/>
+      </w:pPr>
+    </w:lvl>
+    <w:lvl w:ilvl="3" w:tplc="0419000F" w:tentative="1">
+      <w:start w:val="1"/>
+      <w:numFmt w:val="decimal"/>
+      <w:lvlText w:val="%4."/>
+      <w:lvlJc w:val="left"/>
+      <w:pPr>
+        <w:ind w:left="2880" w:hanging="360"/>
+      </w:pPr>
+    </w:lvl>
+    <w:lvl w:ilvl="4" w:tplc="04190019" w:tentative="1">
+      <w:start w:val="1"/>
+      <w:numFmt w:val="lowerLetter"/>
+      <w:lvlText w:val="%5."/>
+      <w:lvlJc w:val="left"/>
+      <w:pPr>
+        <w:ind w:left="3600" w:hanging="360"/>
+      </w:pPr>
+    </w:lvl>
+    <w:lvl w:ilvl="5" w:tplc="0419001B" w:tentative="1">
+      <w:start w:val="1"/>
+      <w:numFmt w:val="lowerRoman"/>
+      <w:lvlText w:val="%6."/>
+      <w:lvlJc w:val="right"/>
+      <w:pPr>
+        <w:ind w:left="4320" w:hanging="180"/>
+      </w:pPr>
+    </w:lvl>
+    <w:lvl w:ilvl="6" w:tplc="0419000F" w:tentative="1">
+      <w:start w:val="1"/>
+      <w:numFmt w:val="decimal"/>
+      <w:lvlText w:val="%7."/>
+      <w:lvlJc w:val="left"/>
+      <w:pPr>
+        <w:ind w:left="5040" w:hanging="360"/>
+      </w:pPr>
+    </w:lvl>
+    <w:lvl w:ilvl="7" w:tplc="04190019" w:tentative="1">
+      <w:start w:val="1"/>
+      <w:numFmt w:val="lowerLetter"/>
+      <w:lvlText w:val="%8."/>
+      <w:lvlJc w:val="left"/>
+      <w:pPr>
+        <w:ind w:left="5760" w:hanging="360"/>
+      </w:pPr>
+    </w:lvl>
+    <w:lvl w:ilvl="8" w:tplc="0419001B" w:tentative="1">
+      <w:start w:val="1"/>
+      <w:numFmt w:val="lowerRoman"/>
+      <w:lvlText w:val="%9."/>
+      <w:lvlJc w:val="right"/>
+      <w:pPr>
+        <w:ind w:left="6480" w:hanging="180"/>
+      </w:pPr>
+    </w:lvl>
+  </w:abstractNum>
+  <w:abstractNum w:abstractNumId="10" w15:restartNumberingAfterBreak="0">
     <w:nsid w:val="65704C85"/>
     <w:multiLevelType w:val="hybridMultilevel"/>
     <w:tmpl w:val="80E20208"/>
@@ -2152,7 +2487,7 @@
       </w:rPr>
     </w:lvl>
   </w:abstractNum>
-  <w:abstractNum w:abstractNumId="9" w15:restartNumberingAfterBreak="0">
+  <w:abstractNum w:abstractNumId="11" w15:restartNumberingAfterBreak="0">
     <w:nsid w:val="7D173D74"/>
     <w:multiLevelType w:val="hybridMultilevel"/>
     <w:tmpl w:val="90CA2EF6"/>
@@ -2269,7 +2604,7 @@
     <w:abstractNumId w:val="0"/>
   </w:num>
   <w:num w:numId="2">
-    <w:abstractNumId w:val="8"/>
+    <w:abstractNumId w:val="10"/>
   </w:num>
   <w:num w:numId="3">
     <w:abstractNumId w:val="2"/>
@@ -2281,7 +2616,7 @@
     <w:abstractNumId w:val="3"/>
   </w:num>
   <w:num w:numId="6">
-    <w:abstractNumId w:val="6"/>
+    <w:abstractNumId w:val="7"/>
   </w:num>
   <w:num w:numId="7">
     <w:abstractNumId w:val="1"/>
@@ -2290,10 +2625,16 @@
     <w:abstractNumId w:val="4"/>
   </w:num>
   <w:num w:numId="9">
-    <w:abstractNumId w:val="7"/>
+    <w:abstractNumId w:val="8"/>
   </w:num>
   <w:num w:numId="10">
+    <w:abstractNumId w:val="11"/>
+  </w:num>
+  <w:num w:numId="11">
     <w:abstractNumId w:val="9"/>
+  </w:num>
+  <w:num w:numId="12">
+    <w:abstractNumId w:val="6"/>
   </w:num>
 </w:numbering>
 </file>
